--- a/reports/livrables/05_Audit_Donnees.docx
+++ b/reports/livrables/05_Audit_Donnees.docx
@@ -3234,6 +3234,108 @@
     </w:p>
     <w:p>
       <w:pPr>
+        <w:jc w:val="center"/>
+      </w:pPr>
+      <w:r>
+        <w:drawing>
+          <wp:inline xmlns:a="http://schemas.openxmlformats.org/drawingml/2006/main" xmlns:pic="http://schemas.openxmlformats.org/drawingml/2006/picture">
+            <wp:extent cx="5303520" cy="2400329"/>
+            <wp:docPr id="2" name="Picture 2"/>
+            <wp:cNvGraphicFramePr>
+              <a:graphicFrameLocks noChangeAspect="1"/>
+            </wp:cNvGraphicFramePr>
+            <a:graphic>
+              <a:graphicData uri="http://schemas.openxmlformats.org/drawingml/2006/picture">
+                <pic:pic>
+                  <pic:nvPicPr>
+                    <pic:cNvPr id="0" name="20_notebook_carte_valeurs_manquantes.png"/>
+                    <pic:cNvPicPr/>
+                  </pic:nvPicPr>
+                  <pic:blipFill>
+                    <a:blip r:embed="rId11"/>
+                    <a:stretch>
+                      <a:fillRect/>
+                    </a:stretch>
+                  </pic:blipFill>
+                  <pic:spPr>
+                    <a:xfrm>
+                      <a:off x="0" y="0"/>
+                      <a:ext cx="5303520" cy="2400329"/>
+                    </a:xfrm>
+                    <a:prstGeom prst="rect"/>
+                  </pic:spPr>
+                </pic:pic>
+              </a:graphicData>
+            </a:graphic>
+          </wp:inline>
+        </w:drawing>
+      </w:r>
+    </w:p>
+    <w:p>
+      <w:pPr>
+        <w:jc w:val="center"/>
+      </w:pPr>
+      <w:r>
+        <w:rPr>
+          <w:i/>
+          <w:sz w:val="18"/>
+        </w:rPr>
+        <w:t>Figure - Carte de chaleur des valeurs manquantes : repartition coherente (2,46 a 2,71 %) sur les 5 colonnes capteurs</w:t>
+      </w:r>
+    </w:p>
+    <w:p>
+      <w:pPr>
+        <w:jc w:val="center"/>
+      </w:pPr>
+      <w:r>
+        <w:drawing>
+          <wp:inline xmlns:a="http://schemas.openxmlformats.org/drawingml/2006/main" xmlns:pic="http://schemas.openxmlformats.org/drawingml/2006/picture">
+            <wp:extent cx="5303520" cy="1620520"/>
+            <wp:docPr id="1" name="Picture 1"/>
+            <wp:cNvGraphicFramePr>
+              <a:graphicFrameLocks noChangeAspect="1"/>
+            </wp:cNvGraphicFramePr>
+            <a:graphic>
+              <a:graphicData uri="http://schemas.openxmlformats.org/drawingml/2006/picture">
+                <pic:pic>
+                  <pic:nvPicPr>
+                    <pic:cNvPr id="0" name="18_dashboard_qualite_detail.png"/>
+                    <pic:cNvPicPr/>
+                  </pic:nvPicPr>
+                  <pic:blipFill>
+                    <a:blip r:embed="rId10"/>
+                    <a:stretch>
+                      <a:fillRect/>
+                    </a:stretch>
+                  </pic:blipFill>
+                  <pic:spPr>
+                    <a:xfrm>
+                      <a:off x="0" y="0"/>
+                      <a:ext cx="5303520" cy="1620520"/>
+                    </a:xfrm>
+                    <a:prstGeom prst="rect"/>
+                  </pic:spPr>
+                </pic:pic>
+              </a:graphicData>
+            </a:graphic>
+          </wp:inline>
+        </w:drawing>
+      </w:r>
+    </w:p>
+    <w:p>
+      <w:pPr>
+        <w:jc w:val="center"/>
+      </w:pPr>
+      <w:r>
+        <w:rPr>
+          <w:i/>
+          <w:sz w:val="18"/>
+        </w:rPr>
+        <w:t>Figure - Mesures quantitatives par colonne : distribution des valeurs manquantes avant nettoyage (pic sur Torque [Nm], Tool wear [min], Rotational speed [rpm])</w:t>
+      </w:r>
+    </w:p>
+    <w:p>
+      <w:pPr>
         <w:spacing w:after="120" w:line="300"/>
         <w:jc w:val="both"/>
       </w:pPr>
@@ -4301,6 +4403,57 @@
     </w:p>
     <w:p>
       <w:pPr>
+        <w:jc w:val="center"/>
+      </w:pPr>
+      <w:r>
+        <w:drawing>
+          <wp:inline xmlns:a="http://schemas.openxmlformats.org/drawingml/2006/main" xmlns:pic="http://schemas.openxmlformats.org/drawingml/2006/picture">
+            <wp:extent cx="5303520" cy="1715935"/>
+            <wp:docPr id="3" name="Picture 3"/>
+            <wp:cNvGraphicFramePr>
+              <a:graphicFrameLocks noChangeAspect="1"/>
+            </wp:cNvGraphicFramePr>
+            <a:graphic>
+              <a:graphicData uri="http://schemas.openxmlformats.org/drawingml/2006/picture">
+                <pic:pic>
+                  <pic:nvPicPr>
+                    <pic:cNvPr id="0" name="17_dashboard_qualite_comparatif.png"/>
+                    <pic:cNvPicPr/>
+                  </pic:nvPicPr>
+                  <pic:blipFill>
+                    <a:blip r:embed="rId12"/>
+                    <a:stretch>
+                      <a:fillRect/>
+                    </a:stretch>
+                  </pic:blipFill>
+                  <pic:spPr>
+                    <a:xfrm>
+                      <a:off x="0" y="0"/>
+                      <a:ext cx="5303520" cy="1715935"/>
+                    </a:xfrm>
+                    <a:prstGeom prst="rect"/>
+                  </pic:spPr>
+                </pic:pic>
+              </a:graphicData>
+            </a:graphic>
+          </wp:inline>
+        </w:drawing>
+      </w:r>
+    </w:p>
+    <w:p>
+      <w:pPr>
+        <w:jc w:val="center"/>
+      </w:pPr>
+      <w:r>
+        <w:rPr>
+          <w:i/>
+          <w:sz w:val="18"/>
+        </w:rPr>
+        <w:t>Figure - Analyse par dimension qualite DAMA : completude en forte amelioration (99,244 % -&gt; 100 %), doublons traites, tous defauts corriges</w:t>
+      </w:r>
+    </w:p>
+    <w:p>
+      <w:pPr>
         <w:spacing w:after="120" w:line="300"/>
         <w:jc w:val="both"/>
       </w:pPr>
@@ -5169,6 +5322,57 @@
     </w:p>
     <w:p>
       <w:pPr>
+        <w:jc w:val="center"/>
+      </w:pPr>
+      <w:r>
+        <w:drawing>
+          <wp:inline xmlns:a="http://schemas.openxmlformats.org/drawingml/2006/main" xmlns:pic="http://schemas.openxmlformats.org/drawingml/2006/picture">
+            <wp:extent cx="5303520" cy="5507146"/>
+            <wp:docPr id="4" name="Picture 4"/>
+            <wp:cNvGraphicFramePr>
+              <a:graphicFrameLocks noChangeAspect="1"/>
+            </wp:cNvGraphicFramePr>
+            <a:graphic>
+              <a:graphicData uri="http://schemas.openxmlformats.org/drawingml/2006/picture">
+                <pic:pic>
+                  <pic:nvPicPr>
+                    <pic:cNvPr id="0" name="23_notebook_outliers_detail.png"/>
+                    <pic:cNvPicPr/>
+                  </pic:nvPicPr>
+                  <pic:blipFill>
+                    <a:blip r:embed="rId13"/>
+                    <a:stretch>
+                      <a:fillRect/>
+                    </a:stretch>
+                  </pic:blipFill>
+                  <pic:spPr>
+                    <a:xfrm>
+                      <a:off x="0" y="0"/>
+                      <a:ext cx="5303520" cy="5507146"/>
+                    </a:xfrm>
+                    <a:prstGeom prst="rect"/>
+                  </pic:spPr>
+                </pic:pic>
+              </a:graphicData>
+            </a:graphic>
+          </wp:inline>
+        </w:drawing>
+      </w:r>
+    </w:p>
+    <w:p>
+      <w:pPr>
+        <w:jc w:val="center"/>
+      </w:pPr>
+      <w:r>
+        <w:rPr>
+          <w:i/>
+          <w:sz w:val="18"/>
+        </w:rPr>
+        <w:t>Figure - Defauts detectes : tableau des outliers par colonne (Rotational speed 4,23 %, Machine failure 3,54 %, HDF 1,15 %, Torque 1,10 %)</w:t>
+      </w:r>
+    </w:p>
+    <w:p>
+      <w:pPr>
         <w:spacing w:after="120" w:line="300"/>
         <w:jc w:val="both"/>
       </w:pPr>
@@ -5322,6 +5526,57 @@
           <w:szCs w:val="26"/>
         </w:rPr>
         <w:t xml:space="preserve">3.4. Strategies de traitement appliquees</w:t>
+      </w:r>
+    </w:p>
+    <w:p>
+      <w:pPr>
+        <w:jc w:val="center"/>
+      </w:pPr>
+      <w:r>
+        <w:drawing>
+          <wp:inline xmlns:a="http://schemas.openxmlformats.org/drawingml/2006/main" xmlns:pic="http://schemas.openxmlformats.org/drawingml/2006/picture">
+            <wp:extent cx="5303520" cy="1731353"/>
+            <wp:docPr id="5" name="Picture 5"/>
+            <wp:cNvGraphicFramePr>
+              <a:graphicFrameLocks noChangeAspect="1"/>
+            </wp:cNvGraphicFramePr>
+            <a:graphic>
+              <a:graphicData uri="http://schemas.openxmlformats.org/drawingml/2006/picture">
+                <pic:pic>
+                  <pic:nvPicPr>
+                    <pic:cNvPr id="0" name="19_dashboard_qualite_regles.png"/>
+                    <pic:cNvPicPr/>
+                  </pic:nvPicPr>
+                  <pic:blipFill>
+                    <a:blip r:embed="rId14"/>
+                    <a:stretch>
+                      <a:fillRect/>
+                    </a:stretch>
+                  </pic:blipFill>
+                  <pic:spPr>
+                    <a:xfrm>
+                      <a:off x="0" y="0"/>
+                      <a:ext cx="5303520" cy="1731353"/>
+                    </a:xfrm>
+                    <a:prstGeom prst="rect"/>
+                  </pic:spPr>
+                </pic:pic>
+              </a:graphicData>
+            </a:graphic>
+          </wp:inline>
+        </w:drawing>
+      </w:r>
+    </w:p>
+    <w:p>
+      <w:pPr>
+        <w:jc w:val="center"/>
+      </w:pPr>
+      <w:r>
+        <w:rPr>
+          <w:i/>
+          <w:sz w:val="18"/>
+        </w:rPr>
+        <w:t>Figure - Strategies de traitement appliquees : 8 regles de nettoyage documentees (valeurs texte, sentinelles, normalisation, deduplication, clipping, imputation, re-typage, coherence)</w:t>
       </w:r>
     </w:p>
     <w:p>
